--- a/src/main/resources/templates/XuatKho/dang-ky-giao-dich-dam-bao-vinfast.docx
+++ b/src/main/resources/templates/XuatKho/dang-ky-giao-dich-dam-bao-vinfast.docx
@@ -4009,10 +4009,10 @@
             </w:tblPr>
             <w:tblGrid>
               <w:gridCol w:w="789"/>
-              <w:gridCol w:w="3585"/>
-              <w:gridCol w:w="1811"/>
-              <w:gridCol w:w="1732"/>
-              <w:gridCol w:w="1817"/>
+              <w:gridCol w:w="3373"/>
+              <w:gridCol w:w="2337"/>
+              <w:gridCol w:w="1521"/>
+              <w:gridCol w:w="1714"/>
             </w:tblGrid>
             <w:tr>
               <w:trPr>
@@ -4516,7 +4516,25 @@
                       <w:sz w:val="22"/>
                       <w:szCs w:val="22"/>
                     </w:rPr>
-                    <w:t>{{manufacturer}}</w:t>
+                    <w:t>{{manufacturer</w:t>
+                  </w:r>
+                  <w:r>
+                    <w:rPr>
+                      <w:rFonts w:ascii="Times New Roman" w:hAnsi="Times New Roman"/>
+                      <w:color w:val="EE0000"/>
+                      <w:sz w:val="22"/>
+                      <w:szCs w:val="22"/>
+                    </w:rPr>
+                    <w:t>_code</w:t>
+                  </w:r>
+                  <w:r>
+                    <w:rPr>
+                      <w:rFonts w:ascii="Times New Roman" w:hAnsi="Times New Roman"/>
+                      <w:color w:val="EE0000"/>
+                      <w:sz w:val="22"/>
+                      <w:szCs w:val="22"/>
+                    </w:rPr>
+                    <w:t>}}</w:t>
                   </w:r>
                 </w:p>
               </w:tc>
@@ -4584,7 +4602,16 @@
                       <w:sz w:val="22"/>
                       <w:szCs w:val="22"/>
                     </w:rPr>
-                    <w:t>Là tài sản bổ sung</w:t>
+                    <w:t xml:space="preserve">Là tài sản </w:t>
+                  </w:r>
+                  <w:r>
+                    <w:rPr>
+                      <w:rFonts w:ascii="Times New Roman" w:hAnsi="Times New Roman"/>
+                      <w:color w:val="EE0000"/>
+                      <w:sz w:val="22"/>
+                      <w:szCs w:val="22"/>
+                    </w:rPr>
+                    <w:t>rút bớt</w:t>
                   </w:r>
                 </w:p>
               </w:tc>
